--- a/module-1/User Stories.docx
+++ b/module-1/User Stories.docx
@@ -13,6 +13,418 @@
           <w:rFonts w:ascii="Calibri" w:hAnsi="Calibri" w:cs="Calibri"/>
         </w:rPr>
         <w:t>Lodge version</w:t>
+      </w:r>
+    </w:p>
+    <w:p>
+      <w:pPr>
+        <w:rPr>
+          <w:rFonts w:ascii="Calibri" w:hAnsi="Calibri" w:cs="Calibri"/>
+        </w:rPr>
+      </w:pPr>
+    </w:p>
+    <w:p>
+      <w:pPr>
+        <w:rPr>
+          <w:rFonts w:ascii="Calibri" w:hAnsi="Calibri" w:cs="Calibri"/>
+          <w:b/>
+          <w:bCs/>
+        </w:rPr>
+      </w:pPr>
+      <w:r>
+        <w:rPr>
+          <w:rFonts w:ascii="Calibri" w:hAnsi="Calibri" w:cs="Calibri"/>
+          <w:b/>
+          <w:bCs/>
+        </w:rPr>
+        <w:t>Persona 1:</w:t>
+      </w:r>
+    </w:p>
+    <w:p>
+      <w:pPr>
+        <w:rPr>
+          <w:rFonts w:ascii="Calibri" w:hAnsi="Calibri" w:cs="Calibri"/>
+        </w:rPr>
+      </w:pPr>
+      <w:r>
+        <w:rPr>
+          <w:rFonts w:ascii="Calibri" w:hAnsi="Calibri" w:cs="Calibri"/>
+        </w:rPr>
+        <w:t>Name: Mike</w:t>
+      </w:r>
+    </w:p>
+    <w:p>
+      <w:pPr>
+        <w:rPr>
+          <w:rFonts w:ascii="Calibri" w:hAnsi="Calibri" w:cs="Calibri"/>
+        </w:rPr>
+      </w:pPr>
+      <w:r>
+        <w:rPr>
+          <w:rFonts w:ascii="Calibri" w:hAnsi="Calibri" w:cs="Calibri"/>
+        </w:rPr>
+        <w:t>Gender: Male</w:t>
+      </w:r>
+    </w:p>
+    <w:p>
+      <w:pPr>
+        <w:rPr>
+          <w:rFonts w:ascii="Calibri" w:hAnsi="Calibri" w:cs="Calibri"/>
+        </w:rPr>
+      </w:pPr>
+      <w:r>
+        <w:rPr>
+          <w:rFonts w:ascii="Calibri" w:hAnsi="Calibri" w:cs="Calibri"/>
+        </w:rPr>
+        <w:t>Age: 52</w:t>
+      </w:r>
+    </w:p>
+    <w:p>
+      <w:pPr>
+        <w:rPr>
+          <w:rFonts w:ascii="Calibri" w:hAnsi="Calibri" w:cs="Calibri"/>
+        </w:rPr>
+      </w:pPr>
+      <w:r>
+        <w:rPr>
+          <w:rFonts w:ascii="Calibri" w:hAnsi="Calibri" w:cs="Calibri"/>
+        </w:rPr>
+        <w:t xml:space="preserve">Goal for the site: “I want to </w:t>
+      </w:r>
+      <w:r>
+        <w:rPr>
+          <w:rFonts w:ascii="Calibri" w:hAnsi="Calibri" w:cs="Calibri"/>
+        </w:rPr>
+        <w:t>have easy and fast access to information I might not be able to remember.”</w:t>
+      </w:r>
+    </w:p>
+    <w:p>
+      <w:pPr>
+        <w:rPr>
+          <w:rFonts w:ascii="Calibri" w:hAnsi="Calibri" w:cs="Calibri"/>
+        </w:rPr>
+      </w:pPr>
+      <w:r>
+        <w:rPr>
+          <w:rFonts w:ascii="Calibri" w:hAnsi="Calibri" w:cs="Calibri"/>
+        </w:rPr>
+        <w:t>Likely used features: Lodge reservation page</w:t>
+      </w:r>
+    </w:p>
+    <w:p>
+      <w:pPr>
+        <w:rPr>
+          <w:rFonts w:ascii="Calibri" w:hAnsi="Calibri" w:cs="Calibri"/>
+        </w:rPr>
+      </w:pPr>
+      <w:r>
+        <w:rPr>
+          <w:rFonts w:ascii="Calibri" w:hAnsi="Calibri" w:cs="Calibri"/>
+        </w:rPr>
+        <w:t>Computer skill: low</w:t>
+      </w:r>
+    </w:p>
+    <w:p>
+      <w:pPr>
+        <w:rPr>
+          <w:rFonts w:ascii="Calibri" w:hAnsi="Calibri" w:cs="Calibri"/>
+        </w:rPr>
+      </w:pPr>
+      <w:r>
+        <w:rPr>
+          <w:rFonts w:ascii="Calibri" w:hAnsi="Calibri" w:cs="Calibri"/>
+        </w:rPr>
+        <w:t>Description: Mike has stayed at the Moffat Bay Lodge once before. He already has an account and wants to log in quickly to check the details of a reservation he made a few months ago before his trip. He’s not especially tech savvy and gets frustrated easily if a website makes him dig through menus.</w:t>
+      </w:r>
+    </w:p>
+    <w:p>
+      <w:pPr>
+        <w:rPr>
+          <w:rFonts w:ascii="Calibri" w:hAnsi="Calibri" w:cs="Calibri"/>
+        </w:rPr>
+      </w:pPr>
+      <w:r>
+        <w:rPr>
+          <w:rFonts w:ascii="Calibri" w:hAnsi="Calibri" w:cs="Calibri"/>
+        </w:rPr>
+        <w:t xml:space="preserve">User stories: </w:t>
+      </w:r>
+    </w:p>
+    <w:p>
+      <w:pPr>
+        <w:pStyle w:val="ListParagraph"/>
+        <w:numPr>
+          <w:ilvl w:val="0"/>
+          <w:numId w:val="3"/>
+        </w:numPr>
+        <w:rPr>
+          <w:rFonts w:ascii="Calibri" w:hAnsi="Calibri" w:cs="Calibri"/>
+        </w:rPr>
+      </w:pPr>
+      <w:r>
+        <w:rPr>
+          <w:rFonts w:ascii="Calibri" w:hAnsi="Calibri" w:cs="Calibri"/>
+        </w:rPr>
+        <w:t>As Mike, I want to log in using my email and password so I can access my account.</w:t>
+      </w:r>
+    </w:p>
+    <w:p>
+      <w:pPr>
+        <w:pStyle w:val="ListParagraph"/>
+        <w:numPr>
+          <w:ilvl w:val="0"/>
+          <w:numId w:val="3"/>
+        </w:numPr>
+        <w:rPr>
+          <w:rFonts w:ascii="Calibri" w:hAnsi="Calibri" w:cs="Calibri"/>
+        </w:rPr>
+      </w:pPr>
+      <w:r>
+        <w:rPr>
+          <w:rFonts w:ascii="Calibri" w:hAnsi="Calibri" w:cs="Calibri"/>
+        </w:rPr>
+        <w:t>As Mike, I want to look up my reservation using my reservation ID or email address so I can confirm my trip info.</w:t>
+      </w:r>
+    </w:p>
+    <w:p>
+      <w:pPr>
+        <w:pStyle w:val="ListParagraph"/>
+        <w:numPr>
+          <w:ilvl w:val="0"/>
+          <w:numId w:val="3"/>
+        </w:numPr>
+        <w:rPr>
+          <w:rFonts w:ascii="Calibri" w:hAnsi="Calibri" w:cs="Calibri"/>
+        </w:rPr>
+      </w:pPr>
+      <w:r>
+        <w:rPr>
+          <w:rFonts w:ascii="Calibri" w:hAnsi="Calibri" w:cs="Calibri"/>
+        </w:rPr>
+        <w:t>As Mike, I want to see the room size, guest count, and dates of my reservation so I don’t have to remember them myself.</w:t>
+      </w:r>
+    </w:p>
+    <w:p>
+      <w:pPr>
+        <w:rPr>
+          <w:rFonts w:ascii="Calibri" w:hAnsi="Calibri" w:cs="Calibri"/>
+        </w:rPr>
+      </w:pPr>
+    </w:p>
+    <w:p>
+      <w:pPr>
+        <w:rPr>
+          <w:rFonts w:ascii="Calibri" w:hAnsi="Calibri" w:cs="Calibri"/>
+        </w:rPr>
+      </w:pPr>
+    </w:p>
+    <w:p>
+      <w:pPr>
+        <w:rPr>
+          <w:rFonts w:ascii="Calibri" w:hAnsi="Calibri" w:cs="Calibri"/>
+        </w:rPr>
+      </w:pPr>
+      <w:r>
+        <w:rPr>
+          <w:rFonts w:ascii="Calibri" w:hAnsi="Calibri" w:cs="Calibri"/>
+        </w:rPr>
+        <w:t>Persona 2:</w:t>
+      </w:r>
+    </w:p>
+    <w:p>
+      <w:pPr>
+        <w:rPr>
+          <w:rFonts w:ascii="Calibri" w:hAnsi="Calibri" w:cs="Calibri"/>
+        </w:rPr>
+      </w:pPr>
+      <w:r>
+        <w:rPr>
+          <w:rFonts w:ascii="Calibri" w:hAnsi="Calibri" w:cs="Calibri"/>
+        </w:rPr>
+        <w:t>Name: Emma</w:t>
+      </w:r>
+    </w:p>
+    <w:p>
+      <w:pPr>
+        <w:rPr>
+          <w:rFonts w:ascii="Calibri" w:hAnsi="Calibri" w:cs="Calibri"/>
+        </w:rPr>
+      </w:pPr>
+      <w:r>
+        <w:rPr>
+          <w:rFonts w:ascii="Calibri" w:hAnsi="Calibri" w:cs="Calibri"/>
+        </w:rPr>
+        <w:t>Gender: Female</w:t>
+      </w:r>
+    </w:p>
+    <w:p>
+      <w:pPr>
+        <w:rPr>
+          <w:rFonts w:ascii="Calibri" w:hAnsi="Calibri" w:cs="Calibri"/>
+        </w:rPr>
+      </w:pPr>
+      <w:r>
+        <w:rPr>
+          <w:rFonts w:ascii="Calibri" w:hAnsi="Calibri" w:cs="Calibri"/>
+        </w:rPr>
+        <w:t>Age: 27</w:t>
+      </w:r>
+    </w:p>
+    <w:p>
+      <w:pPr>
+        <w:rPr>
+          <w:rFonts w:ascii="Calibri" w:hAnsi="Calibri" w:cs="Calibri"/>
+        </w:rPr>
+      </w:pPr>
+      <w:r>
+        <w:rPr>
+          <w:rFonts w:ascii="Calibri" w:hAnsi="Calibri" w:cs="Calibri"/>
+        </w:rPr>
+        <w:t>Goal for the site: “I want to be able to easily compare destinations, and easily find general information about the lodge.”</w:t>
+      </w:r>
+    </w:p>
+    <w:p>
+      <w:pPr>
+        <w:rPr>
+          <w:rFonts w:ascii="Calibri" w:hAnsi="Calibri" w:cs="Calibri"/>
+        </w:rPr>
+      </w:pPr>
+      <w:r>
+        <w:rPr>
+          <w:rFonts w:ascii="Calibri" w:hAnsi="Calibri" w:cs="Calibri"/>
+        </w:rPr>
+        <w:t>Likely used features:</w:t>
+      </w:r>
+    </w:p>
+    <w:p>
+      <w:pPr>
+        <w:rPr>
+          <w:rFonts w:ascii="Calibri" w:hAnsi="Calibri" w:cs="Calibri"/>
+        </w:rPr>
+      </w:pPr>
+      <w:r>
+        <w:rPr>
+          <w:rFonts w:ascii="Calibri" w:hAnsi="Calibri" w:cs="Calibri"/>
+        </w:rPr>
+        <w:lastRenderedPageBreak/>
+        <w:t>Computer skill: High</w:t>
+      </w:r>
+    </w:p>
+    <w:p>
+      <w:pPr>
+        <w:rPr>
+          <w:rFonts w:ascii="Calibri" w:hAnsi="Calibri" w:cs="Calibri"/>
+        </w:rPr>
+      </w:pPr>
+      <w:r>
+        <w:rPr>
+          <w:rFonts w:ascii="Calibri" w:hAnsi="Calibri" w:cs="Calibri"/>
+        </w:rPr>
+        <w:t>Description: Emma is a 27 year old woman deciding where to go on vacation. She’s comparing a few different places, and wants to browse the lodge’s activities and general information before committing to anything. She doesn’t want to be forced to create an account just to look around.</w:t>
+      </w:r>
+    </w:p>
+    <w:p>
+      <w:pPr>
+        <w:rPr>
+          <w:rFonts w:ascii="Calibri" w:hAnsi="Calibri" w:cs="Calibri"/>
+        </w:rPr>
+      </w:pPr>
+    </w:p>
+    <w:p>
+      <w:pPr>
+        <w:rPr>
+          <w:rFonts w:ascii="Calibri" w:hAnsi="Calibri" w:cs="Calibri"/>
+        </w:rPr>
+      </w:pPr>
+      <w:r>
+        <w:rPr>
+          <w:rFonts w:ascii="Calibri" w:hAnsi="Calibri" w:cs="Calibri"/>
+        </w:rPr>
+        <w:t>Stories:</w:t>
+      </w:r>
+    </w:p>
+    <w:p>
+      <w:pPr>
+        <w:pStyle w:val="ListParagraph"/>
+        <w:numPr>
+          <w:ilvl w:val="0"/>
+          <w:numId w:val="4"/>
+        </w:numPr>
+        <w:rPr>
+          <w:rFonts w:ascii="Calibri" w:hAnsi="Calibri" w:cs="Calibri"/>
+        </w:rPr>
+      </w:pPr>
+      <w:r>
+        <w:rPr>
+          <w:rFonts w:ascii="Calibri" w:hAnsi="Calibri" w:cs="Calibri"/>
+        </w:rPr>
+        <w:t>As Emma, I want to view the About Us page so I can learn more about the lodge before deciding to book</w:t>
+      </w:r>
+    </w:p>
+    <w:p>
+      <w:pPr>
+        <w:pStyle w:val="ListParagraph"/>
+        <w:numPr>
+          <w:ilvl w:val="0"/>
+          <w:numId w:val="4"/>
+        </w:numPr>
+        <w:rPr>
+          <w:rFonts w:ascii="Calibri" w:hAnsi="Calibri" w:cs="Calibri"/>
+        </w:rPr>
+      </w:pPr>
+      <w:r>
+        <w:rPr>
+          <w:rFonts w:ascii="Calibri" w:hAnsi="Calibri" w:cs="Calibri"/>
+        </w:rPr>
+        <w:t>As Emma, I want to view the Attractions page so I can see what activities like hiking, kayaking, whale watching, and scuba diving are available.</w:t>
+      </w:r>
+    </w:p>
+    <w:p>
+      <w:pPr>
+        <w:pStyle w:val="ListParagraph"/>
+        <w:numPr>
+          <w:ilvl w:val="0"/>
+          <w:numId w:val="4"/>
+        </w:numPr>
+        <w:rPr>
+          <w:rFonts w:ascii="Calibri" w:hAnsi="Calibri" w:cs="Calibri"/>
+        </w:rPr>
+      </w:pPr>
+      <w:r>
+        <w:rPr>
+          <w:rFonts w:ascii="Calibri" w:hAnsi="Calibri" w:cs="Calibri"/>
+        </w:rPr>
+        <w:t>As Emma, I want to view the Contact Us page so that I can reach out with questions before I decide to book.</w:t>
+      </w:r>
+    </w:p>
+    <w:p>
+      <w:pPr>
+        <w:rPr>
+          <w:rFonts w:ascii="Calibri" w:hAnsi="Calibri" w:cs="Calibri"/>
+        </w:rPr>
+      </w:pPr>
+    </w:p>
+    <w:p>
+      <w:pPr>
+        <w:rPr>
+          <w:rFonts w:ascii="Calibri" w:hAnsi="Calibri" w:cs="Calibri"/>
+        </w:rPr>
+      </w:pPr>
+    </w:p>
+    <w:p>
+      <w:pPr>
+        <w:rPr>
+          <w:rFonts w:ascii="Calibri" w:hAnsi="Calibri" w:cs="Calibri"/>
+          <w:b/>
+          <w:bCs/>
+        </w:rPr>
+      </w:pPr>
+      <w:r>
+        <w:rPr>
+          <w:rFonts w:ascii="Calibri" w:hAnsi="Calibri" w:cs="Calibri"/>
+          <w:b/>
+          <w:bCs/>
+        </w:rPr>
+        <w:t>Persona 3:</w:t>
       </w:r>
     </w:p>
     <w:p>
@@ -172,6 +584,7 @@
         <w:rPr>
           <w:rFonts w:ascii="Calibri" w:hAnsi="Calibri" w:cs="Calibri"/>
         </w:rPr>
+        <w:lastRenderedPageBreak/>
         <w:t>“As a tourist, I need to be able to view the attractions and make a reservation.”</w:t>
       </w:r>
     </w:p>
@@ -209,189 +622,6 @@
           <w:rFonts w:ascii="Calibri" w:hAnsi="Calibri" w:cs="Calibri"/>
         </w:rPr>
       </w:pPr>
-    </w:p>
-    <w:p>
-      <w:pPr>
-        <w:rPr>
-          <w:rFonts w:ascii="Calibri" w:hAnsi="Calibri" w:cs="Calibri"/>
-        </w:rPr>
-      </w:pPr>
-      <w:r>
-        <w:rPr>
-          <w:rFonts w:ascii="Calibri" w:hAnsi="Calibri" w:cs="Calibri"/>
-        </w:rPr>
-        <w:t>Marina version</w:t>
-      </w:r>
-    </w:p>
-    <w:p>
-      <w:pPr>
-        <w:rPr>
-          <w:rFonts w:ascii="Calibri" w:hAnsi="Calibri" w:cs="Calibri"/>
-        </w:rPr>
-      </w:pPr>
-      <w:r>
-        <w:rPr>
-          <w:rFonts w:ascii="Calibri" w:hAnsi="Calibri" w:cs="Calibri"/>
-        </w:rPr>
-        <w:t>Name: Carl</w:t>
-      </w:r>
-    </w:p>
-    <w:p>
-      <w:pPr>
-        <w:rPr>
-          <w:rFonts w:ascii="Calibri" w:hAnsi="Calibri" w:cs="Calibri"/>
-        </w:rPr>
-      </w:pPr>
-      <w:r>
-        <w:rPr>
-          <w:rFonts w:ascii="Calibri" w:hAnsi="Calibri" w:cs="Calibri"/>
-        </w:rPr>
-        <w:t>Age: 63</w:t>
-      </w:r>
-    </w:p>
-    <w:p>
-      <w:pPr>
-        <w:rPr>
-          <w:rFonts w:ascii="Calibri" w:hAnsi="Calibri" w:cs="Calibri"/>
-        </w:rPr>
-      </w:pPr>
-      <w:r>
-        <w:rPr>
-          <w:rFonts w:ascii="Calibri" w:hAnsi="Calibri" w:cs="Calibri"/>
-        </w:rPr>
-        <w:t>Goal for the site: “I want to be able to quickly learn the reservation prices and easily reserve a slip.”</w:t>
-      </w:r>
-    </w:p>
-    <w:p>
-      <w:pPr>
-        <w:rPr>
-          <w:rFonts w:ascii="Calibri" w:hAnsi="Calibri" w:cs="Calibri"/>
-        </w:rPr>
-      </w:pPr>
-      <w:r>
-        <w:rPr>
-          <w:rFonts w:ascii="Calibri" w:hAnsi="Calibri" w:cs="Calibri"/>
-        </w:rPr>
-        <w:t>Likely used features:</w:t>
-      </w:r>
-    </w:p>
-    <w:p>
-      <w:pPr>
-        <w:pStyle w:val="ListParagraph"/>
-        <w:numPr>
-          <w:ilvl w:val="0"/>
-          <w:numId w:val="2"/>
-        </w:numPr>
-        <w:rPr>
-          <w:rFonts w:ascii="Calibri" w:hAnsi="Calibri" w:cs="Calibri"/>
-        </w:rPr>
-      </w:pPr>
-      <w:r>
-        <w:rPr>
-          <w:rFonts w:ascii="Calibri" w:hAnsi="Calibri" w:cs="Calibri"/>
-        </w:rPr>
-        <w:t>About us page (for reservation prices)</w:t>
-      </w:r>
-    </w:p>
-    <w:p>
-      <w:pPr>
-        <w:pStyle w:val="ListParagraph"/>
-        <w:numPr>
-          <w:ilvl w:val="0"/>
-          <w:numId w:val="2"/>
-        </w:numPr>
-        <w:rPr>
-          <w:rFonts w:ascii="Calibri" w:hAnsi="Calibri" w:cs="Calibri"/>
-        </w:rPr>
-      </w:pPr>
-      <w:r>
-        <w:rPr>
-          <w:rFonts w:ascii="Calibri" w:hAnsi="Calibri" w:cs="Calibri"/>
-        </w:rPr>
-        <w:t>Slip reservation page</w:t>
-      </w:r>
-    </w:p>
-    <w:p>
-      <w:pPr>
-        <w:rPr>
-          <w:rFonts w:ascii="Calibri" w:hAnsi="Calibri" w:cs="Calibri"/>
-        </w:rPr>
-      </w:pPr>
-      <w:r>
-        <w:rPr>
-          <w:rFonts w:ascii="Calibri" w:hAnsi="Calibri" w:cs="Calibri"/>
-        </w:rPr>
-        <w:lastRenderedPageBreak/>
-        <w:t>Computer skill level: Low</w:t>
-      </w:r>
-    </w:p>
-    <w:p>
-      <w:pPr>
-        <w:rPr>
-          <w:rFonts w:ascii="Calibri" w:hAnsi="Calibri" w:cs="Calibri"/>
-        </w:rPr>
-      </w:pPr>
-      <w:r>
-        <w:rPr>
-          <w:rFonts w:ascii="Calibri" w:hAnsi="Calibri" w:cs="Calibri"/>
-        </w:rPr>
-        <w:t>Description: Carl is a hobbyist fisherman visiting the island. As a fisherman docking his boat, he needs to be able to quickly see what it will cost, as well as the ability to easily reserve a slip. Carl does not have much computer experience, so he needs a user-friendly site to allow him to make a reservation without difficulty. Carl also has imperfect vision and needs a site that is easily readable.</w:t>
-      </w:r>
-    </w:p>
-    <w:p>
-      <w:pPr>
-        <w:rPr>
-          <w:rFonts w:ascii="Calibri" w:hAnsi="Calibri" w:cs="Calibri"/>
-        </w:rPr>
-      </w:pPr>
-      <w:r>
-        <w:rPr>
-          <w:rFonts w:ascii="Calibri" w:hAnsi="Calibri" w:cs="Calibri"/>
-        </w:rPr>
-        <w:t>Stories:</w:t>
-      </w:r>
-    </w:p>
-    <w:p>
-      <w:pPr>
-        <w:rPr>
-          <w:rFonts w:ascii="Calibri" w:hAnsi="Calibri" w:cs="Calibri"/>
-        </w:rPr>
-      </w:pPr>
-      <w:r>
-        <w:rPr>
-          <w:rFonts w:ascii="Calibri" w:hAnsi="Calibri" w:cs="Calibri"/>
-        </w:rPr>
-        <w:tab/>
-        <w:t>“As a fisherman, I need to be able to view the rates and easily reserve a slip.”</w:t>
-      </w:r>
-    </w:p>
-    <w:p>
-      <w:pPr>
-        <w:ind w:firstLine="720"/>
-        <w:rPr>
-          <w:rFonts w:ascii="Calibri" w:hAnsi="Calibri" w:cs="Calibri"/>
-        </w:rPr>
-      </w:pPr>
-      <w:r>
-        <w:rPr>
-          <w:rFonts w:ascii="Calibri" w:hAnsi="Calibri" w:cs="Calibri"/>
-        </w:rPr>
-        <w:t>“As someone with limited computer experience, I need a site that is easy to use.”</w:t>
-      </w:r>
-    </w:p>
-    <w:p>
-      <w:pPr>
-        <w:ind w:left="720"/>
-        <w:rPr>
-          <w:rFonts w:ascii="Calibri" w:hAnsi="Calibri" w:cs="Calibri"/>
-        </w:rPr>
-      </w:pPr>
-      <w:r>
-        <w:rPr>
-          <w:rFonts w:ascii="Calibri" w:hAnsi="Calibri" w:cs="Calibri"/>
-        </w:rPr>
-        <w:t>“As someone with limited vision, I need a site that is easy to read, with text that is large enough to clearly see.”</w:t>
-      </w:r>
     </w:p>
     <w:sectPr>
       <w:pgSz w:w="12240" w:h="15840"/>
@@ -519,6 +749,119 @@
     </w:lvl>
   </w:abstractNum>
   <w:abstractNum w:abstractNumId="1" w15:restartNumberingAfterBreak="0">
+    <w:nsid w:val="12CF4221"/>
+    <w:multiLevelType w:val="hybridMultilevel"/>
+    <w:tmpl w:val="7CBCA71A"/>
+    <w:lvl w:ilvl="0" w:tplc="04090001">
+      <w:start w:val="1"/>
+      <w:numFmt w:val="bullet"/>
+      <w:lvlText w:val=""/>
+      <w:lvlJc w:val="left"/>
+      <w:pPr>
+        <w:ind w:left="720" w:hanging="360"/>
+      </w:pPr>
+      <w:rPr>
+        <w:rFonts w:ascii="Symbol" w:hAnsi="Symbol" w:hint="default"/>
+      </w:rPr>
+    </w:lvl>
+    <w:lvl w:ilvl="1" w:tplc="04090003" w:tentative="1">
+      <w:start w:val="1"/>
+      <w:numFmt w:val="bullet"/>
+      <w:lvlText w:val="o"/>
+      <w:lvlJc w:val="left"/>
+      <w:pPr>
+        <w:ind w:left="1440" w:hanging="360"/>
+      </w:pPr>
+      <w:rPr>
+        <w:rFonts w:ascii="Courier New" w:hAnsi="Courier New" w:cs="Courier New" w:hint="default"/>
+      </w:rPr>
+    </w:lvl>
+    <w:lvl w:ilvl="2" w:tplc="04090005" w:tentative="1">
+      <w:start w:val="1"/>
+      <w:numFmt w:val="bullet"/>
+      <w:lvlText w:val=""/>
+      <w:lvlJc w:val="left"/>
+      <w:pPr>
+        <w:ind w:left="2160" w:hanging="360"/>
+      </w:pPr>
+      <w:rPr>
+        <w:rFonts w:ascii="Wingdings" w:hAnsi="Wingdings" w:hint="default"/>
+      </w:rPr>
+    </w:lvl>
+    <w:lvl w:ilvl="3" w:tplc="04090001" w:tentative="1">
+      <w:start w:val="1"/>
+      <w:numFmt w:val="bullet"/>
+      <w:lvlText w:val=""/>
+      <w:lvlJc w:val="left"/>
+      <w:pPr>
+        <w:ind w:left="2880" w:hanging="360"/>
+      </w:pPr>
+      <w:rPr>
+        <w:rFonts w:ascii="Symbol" w:hAnsi="Symbol" w:hint="default"/>
+      </w:rPr>
+    </w:lvl>
+    <w:lvl w:ilvl="4" w:tplc="04090003" w:tentative="1">
+      <w:start w:val="1"/>
+      <w:numFmt w:val="bullet"/>
+      <w:lvlText w:val="o"/>
+      <w:lvlJc w:val="left"/>
+      <w:pPr>
+        <w:ind w:left="3600" w:hanging="360"/>
+      </w:pPr>
+      <w:rPr>
+        <w:rFonts w:ascii="Courier New" w:hAnsi="Courier New" w:cs="Courier New" w:hint="default"/>
+      </w:rPr>
+    </w:lvl>
+    <w:lvl w:ilvl="5" w:tplc="04090005" w:tentative="1">
+      <w:start w:val="1"/>
+      <w:numFmt w:val="bullet"/>
+      <w:lvlText w:val=""/>
+      <w:lvlJc w:val="left"/>
+      <w:pPr>
+        <w:ind w:left="4320" w:hanging="360"/>
+      </w:pPr>
+      <w:rPr>
+        <w:rFonts w:ascii="Wingdings" w:hAnsi="Wingdings" w:hint="default"/>
+      </w:rPr>
+    </w:lvl>
+    <w:lvl w:ilvl="6" w:tplc="04090001" w:tentative="1">
+      <w:start w:val="1"/>
+      <w:numFmt w:val="bullet"/>
+      <w:lvlText w:val=""/>
+      <w:lvlJc w:val="left"/>
+      <w:pPr>
+        <w:ind w:left="5040" w:hanging="360"/>
+      </w:pPr>
+      <w:rPr>
+        <w:rFonts w:ascii="Symbol" w:hAnsi="Symbol" w:hint="default"/>
+      </w:rPr>
+    </w:lvl>
+    <w:lvl w:ilvl="7" w:tplc="04090003" w:tentative="1">
+      <w:start w:val="1"/>
+      <w:numFmt w:val="bullet"/>
+      <w:lvlText w:val="o"/>
+      <w:lvlJc w:val="left"/>
+      <w:pPr>
+        <w:ind w:left="5760" w:hanging="360"/>
+      </w:pPr>
+      <w:rPr>
+        <w:rFonts w:ascii="Courier New" w:hAnsi="Courier New" w:cs="Courier New" w:hint="default"/>
+      </w:rPr>
+    </w:lvl>
+    <w:lvl w:ilvl="8" w:tplc="04090005" w:tentative="1">
+      <w:start w:val="1"/>
+      <w:numFmt w:val="bullet"/>
+      <w:lvlText w:val=""/>
+      <w:lvlJc w:val="left"/>
+      <w:pPr>
+        <w:ind w:left="6480" w:hanging="360"/>
+      </w:pPr>
+      <w:rPr>
+        <w:rFonts w:ascii="Wingdings" w:hAnsi="Wingdings" w:hint="default"/>
+      </w:rPr>
+    </w:lvl>
+  </w:abstractNum>
+  <w:abstractNum w:abstractNumId="2" w15:restartNumberingAfterBreak="0">
     <w:nsid w:val="71371CAE"/>
     <w:multiLevelType w:val="hybridMultilevel"/>
     <w:tmpl w:val="FDE01CF0"/>
@@ -631,11 +974,130 @@
       </w:rPr>
     </w:lvl>
   </w:abstractNum>
+  <w:abstractNum w:abstractNumId="3" w15:restartNumberingAfterBreak="0">
+    <w:nsid w:val="77AE2E4F"/>
+    <w:multiLevelType w:val="hybridMultilevel"/>
+    <w:tmpl w:val="89620A12"/>
+    <w:lvl w:ilvl="0" w:tplc="04090001">
+      <w:start w:val="1"/>
+      <w:numFmt w:val="bullet"/>
+      <w:lvlText w:val=""/>
+      <w:lvlJc w:val="left"/>
+      <w:pPr>
+        <w:ind w:left="720" w:hanging="360"/>
+      </w:pPr>
+      <w:rPr>
+        <w:rFonts w:ascii="Symbol" w:hAnsi="Symbol" w:hint="default"/>
+      </w:rPr>
+    </w:lvl>
+    <w:lvl w:ilvl="1" w:tplc="04090003" w:tentative="1">
+      <w:start w:val="1"/>
+      <w:numFmt w:val="bullet"/>
+      <w:lvlText w:val="o"/>
+      <w:lvlJc w:val="left"/>
+      <w:pPr>
+        <w:ind w:left="1440" w:hanging="360"/>
+      </w:pPr>
+      <w:rPr>
+        <w:rFonts w:ascii="Courier New" w:hAnsi="Courier New" w:cs="Courier New" w:hint="default"/>
+      </w:rPr>
+    </w:lvl>
+    <w:lvl w:ilvl="2" w:tplc="04090005" w:tentative="1">
+      <w:start w:val="1"/>
+      <w:numFmt w:val="bullet"/>
+      <w:lvlText w:val=""/>
+      <w:lvlJc w:val="left"/>
+      <w:pPr>
+        <w:ind w:left="2160" w:hanging="360"/>
+      </w:pPr>
+      <w:rPr>
+        <w:rFonts w:ascii="Wingdings" w:hAnsi="Wingdings" w:hint="default"/>
+      </w:rPr>
+    </w:lvl>
+    <w:lvl w:ilvl="3" w:tplc="04090001" w:tentative="1">
+      <w:start w:val="1"/>
+      <w:numFmt w:val="bullet"/>
+      <w:lvlText w:val=""/>
+      <w:lvlJc w:val="left"/>
+      <w:pPr>
+        <w:ind w:left="2880" w:hanging="360"/>
+      </w:pPr>
+      <w:rPr>
+        <w:rFonts w:ascii="Symbol" w:hAnsi="Symbol" w:hint="default"/>
+      </w:rPr>
+    </w:lvl>
+    <w:lvl w:ilvl="4" w:tplc="04090003" w:tentative="1">
+      <w:start w:val="1"/>
+      <w:numFmt w:val="bullet"/>
+      <w:lvlText w:val="o"/>
+      <w:lvlJc w:val="left"/>
+      <w:pPr>
+        <w:ind w:left="3600" w:hanging="360"/>
+      </w:pPr>
+      <w:rPr>
+        <w:rFonts w:ascii="Courier New" w:hAnsi="Courier New" w:cs="Courier New" w:hint="default"/>
+      </w:rPr>
+    </w:lvl>
+    <w:lvl w:ilvl="5" w:tplc="04090005" w:tentative="1">
+      <w:start w:val="1"/>
+      <w:numFmt w:val="bullet"/>
+      <w:lvlText w:val=""/>
+      <w:lvlJc w:val="left"/>
+      <w:pPr>
+        <w:ind w:left="4320" w:hanging="360"/>
+      </w:pPr>
+      <w:rPr>
+        <w:rFonts w:ascii="Wingdings" w:hAnsi="Wingdings" w:hint="default"/>
+      </w:rPr>
+    </w:lvl>
+    <w:lvl w:ilvl="6" w:tplc="04090001" w:tentative="1">
+      <w:start w:val="1"/>
+      <w:numFmt w:val="bullet"/>
+      <w:lvlText w:val=""/>
+      <w:lvlJc w:val="left"/>
+      <w:pPr>
+        <w:ind w:left="5040" w:hanging="360"/>
+      </w:pPr>
+      <w:rPr>
+        <w:rFonts w:ascii="Symbol" w:hAnsi="Symbol" w:hint="default"/>
+      </w:rPr>
+    </w:lvl>
+    <w:lvl w:ilvl="7" w:tplc="04090003" w:tentative="1">
+      <w:start w:val="1"/>
+      <w:numFmt w:val="bullet"/>
+      <w:lvlText w:val="o"/>
+      <w:lvlJc w:val="left"/>
+      <w:pPr>
+        <w:ind w:left="5760" w:hanging="360"/>
+      </w:pPr>
+      <w:rPr>
+        <w:rFonts w:ascii="Courier New" w:hAnsi="Courier New" w:cs="Courier New" w:hint="default"/>
+      </w:rPr>
+    </w:lvl>
+    <w:lvl w:ilvl="8" w:tplc="04090005" w:tentative="1">
+      <w:start w:val="1"/>
+      <w:numFmt w:val="bullet"/>
+      <w:lvlText w:val=""/>
+      <w:lvlJc w:val="left"/>
+      <w:pPr>
+        <w:ind w:left="6480" w:hanging="360"/>
+      </w:pPr>
+      <w:rPr>
+        <w:rFonts w:ascii="Wingdings" w:hAnsi="Wingdings" w:hint="default"/>
+      </w:rPr>
+    </w:lvl>
+  </w:abstractNum>
   <w:num w:numId="1" w16cid:durableId="789859519">
-    <w:abstractNumId w:val="1"/>
+    <w:abstractNumId w:val="2"/>
   </w:num>
   <w:num w:numId="2" w16cid:durableId="890312665">
     <w:abstractNumId w:val="0"/>
+  </w:num>
+  <w:num w:numId="3" w16cid:durableId="370957114">
+    <w:abstractNumId w:val="3"/>
+  </w:num>
+  <w:num w:numId="4" w16cid:durableId="2077318247">
+    <w:abstractNumId w:val="1"/>
   </w:num>
 </w:numbering>
 </file>
